--- a/downloads/documents/05 Materials/Unit 03/Slides/Slides 03.13 - Friendship Boundaries and the Communication Performance Task.docx
+++ b/downloads/documents/05 Materials/Unit 03/Slides/Slides 03.13 - Friendship Boundaries and the Communication Performance Task.docx
@@ -127,7 +127,7 @@
         <w:pStyle w:val="Compact"/>
       </w:pPr>
       <w:r>
-        <w:t xml:space="preserve">Tomorrow: the performance task. Ninety seconds, four criteria</w:t>
+        <w:t xml:space="preserve">Tomorrow: the performance task. 90 seconds, four criteria (four things that get scored)</w:t>
       </w:r>
       <w:r>
         <w:t xml:space="preserve"> </w:t>
@@ -755,7 +755,7 @@
         <w:pStyle w:val="Compact"/>
       </w:pPr>
       <w:r>
-        <w:t xml:space="preserve">A no that sounds like a maybe gets a second push, and you earned it</w:t>
+        <w:t xml:space="preserve">A no that sounds like a maybe gets a second push</w:t>
       </w:r>
       <w:r>
         <w:t xml:space="preserve"> </w:t>
@@ -831,7 +831,7 @@
         <w:pStyle w:val="Compact"/>
       </w:pPr>
       <w:r>
-        <w:t xml:space="preserve">Three scenarios each way, then switch</w:t>
+        <w:t xml:space="preserve">Do three scenarios, then switch roles for the other three</w:t>
       </w:r>
     </w:p>
     <w:p>
@@ -1001,7 +1001,7 @@
         <w:pStyle w:val="Compact"/>
       </w:pPr>
       <w:r>
-        <w:t xml:space="preserve">Four criteria, 0 to 3 each, 12 points. The planning sheet and the checklist are in your handout now</w:t>
+        <w:t xml:space="preserve">Four criteria, scored 0 to 3 each, 12 points total. The planning sheet and the checklist are in your handout now</w:t>
       </w:r>
       <w:r>
         <w:t xml:space="preserve"> </w:t>
@@ -1117,7 +1117,7 @@
         <w:pStyle w:val="Compact"/>
       </w:pPr>
       <w:r>
-        <w:t xml:space="preserve">Draw one scenario card with your partner</w:t>
+        <w:t xml:space="preserve">Draw one scenario card with your partner (the teacher holds them face down)</w:t>
       </w:r>
     </w:p>
     <w:p>
@@ -1129,7 +1129,7 @@
         <w:pStyle w:val="Compact"/>
       </w:pPr>
       <w:r>
-        <w:t xml:space="preserve">Plan six minutes on the planning sheet</w:t>
+        <w:t xml:space="preserve">Plan for 6 minutes on the planning sheet</w:t>
       </w:r>
     </w:p>
     <w:p>
